--- a/portal/public/downloads/EMPLOYEE-SETUP-AND-PROOF-GUIDE-v3-PUBLIC-KIT.docx
+++ b/portal/public/downloads/EMPLOYEE-SETUP-AND-PROOF-GUIDE-v3-PUBLIC-KIT.docx
@@ -174,7 +174,7 @@
                 <w:color w:val="173428"/>
                 <w:sz w:val="18"/>
               </w:rPr>
-              <w:t>The protected public v1.1.0 release is the clean setup and update source. It contains system files, the company reference kit, homework starters and two optional role skills—but no live company work or secrets.</w:t>
+              <w:t>The protected public v1.2.0 release is the clean setup and update source. It contains system files, the company reference kit, homework starters and two optional role skills—but no live company work or secrets.</w:t>
             </w:r>
           </w:p>
         </w:tc>
@@ -318,7 +318,7 @@
                 <w:color w:val="173428"/>
                 <w:sz w:val="17"/>
               </w:rPr>
-              <w:t>Clean v1.1.0 setup, update and reference files.</w:t>
+              <w:t>Clean v1.2.0 setup, update and reference files.</w:t>
             </w:r>
           </w:p>
         </w:tc>
@@ -589,7 +589,7 @@
           <w:color w:val="2D713D"/>
           <w:sz w:val="18"/>
         </w:rPr>
-        <w:t>Official release: https://github.com/kairali-digital/ai-human-workspace/releases/tag/v1.1.0</w:t>
+        <w:t>Official release: https://github.com/kairali-digital/ai-human-workspace/releases/tag/v1.2.0</w:t>
       </w:r>
     </w:p>
     <w:p>
@@ -994,7 +994,7 @@
                 <w:color w:val="103323"/>
                 <w:sz w:val="22"/>
               </w:rPr>
-              <w:t>Let the helper get the public v1.1.0 kit.</w:t>
+              <w:t>Let the helper get the public v1.2.0 kit.</w:t>
             </w:r>
           </w:p>
           <w:p>
@@ -1024,7 +1024,7 @@
                 <w:color w:val="2D713D"/>
                 <w:sz w:val="17"/>
               </w:rPr>
-              <w:t>DONE WHEN: The kit says v1.1.0 and contains packages → kairali.</w:t>
+              <w:t>DONE WHEN: The kit says v1.2.0 and contains packages → kairali.</w:t>
             </w:r>
           </w:p>
         </w:tc>
@@ -2823,7 +2823,7 @@
                 <w:color w:val="173428"/>
                 <w:sz w:val="17"/>
               </w:rPr>
-              <w:t>Read metadata for at most 25 approved items. Do not open or change file contents.</w:t>
+              <w:t>Choose TEST 25 or full connector-visible index. Every batch is at most 25; no file contents open.</w:t>
             </w:r>
           </w:p>
         </w:tc>
@@ -2848,7 +2848,7 @@
                 <w:color w:val="173428"/>
                 <w:sz w:val="17"/>
               </w:rPr>
-              <w:t>DRIVE-INVENTORY.md; Drive unchanged.</w:t>
+              <w:t>CSV + summary + cursor; Drive unchanged.</w:t>
             </w:r>
           </w:p>
         </w:tc>
@@ -3063,7 +3063,7 @@
                 <w:color w:val="173428"/>
                 <w:sz w:val="18"/>
               </w:rPr>
-              <w:t>Twenty-five is the hard maximum, not a target. If fewer approved items exist, use fewer.</w:t>
+              <w:t>Twenty-five remains the hard maximum for each batch. Full Drive mode saves a durable checkpoint, then continues with the next batch until every supported scope has no next page.</w:t>
             </w:r>
           </w:p>
         </w:tc>
@@ -3207,7 +3207,7 @@
           <w:color w:val="173428"/>
           <w:sz w:val="19"/>
         </w:rPr>
-        <w:t>[  ]  Public kit version v1.1.0 is visible and validation passed.</w:t>
+        <w:t>[  ]  Public kit version v1.2.0 is visible and validation passed.</w:t>
       </w:r>
     </w:p>
     <w:p>
@@ -3408,7 +3408,7 @@
         <w:color w:val="5D7469"/>
         <w:sz w:val="16"/>
       </w:rPr>
-      <w:t>Employee copy  ·  v1.1.0</w:t>
+      <w:t>Employee copy  ·  v1.2.0</w:t>
     </w:r>
   </w:p>
 </w:ftr>
